--- a/briefings/线口监测午报-2026-10-25.docx
+++ b/briefings/线口监测午报-2026-10-25.docx
@@ -22,7 +22,7 @@
           <w:color w:val="888888"/>
           <w:sz w:val="18"/>
         </w:rPr>
-        <w:t>监测窗口:近48小时 | 生成时间:2026-10-25 12:48</w:t>
+        <w:t>监测窗口:近48小时 | 生成时间:2026-10-25 14:10</w:t>
       </w:r>
     </w:p>
     <w:p>
@@ -70,6 +70,108 @@
           <w:color w:val="888888"/>
           <w:sz w:val="24"/>
         </w:rPr>
+        <w:t>网络安全专家：AI 发现的漏洞，很快或将引发新的安全隐患</w:t>
+      </w:r>
+    </w:p>
+    <w:p>
+      <w:r>
+        <w:rPr>
+          <w:rFonts w:ascii="Times New Roman" w:hAnsi="Times New Roman" w:eastAsia="宋体"/>
+          <w:color w:val="888888"/>
+          <w:sz w:val="18"/>
+        </w:rPr>
+        <w:t>来源:IT之家 | 时间:10-25 14:06</w:t>
+      </w:r>
+    </w:p>
+    <w:p>
+      <w:r>
+        <w:rPr>
+          <w:rFonts w:ascii="Times New Roman" w:hAnsi="Times New Roman" w:eastAsia="宋体"/>
+          <w:sz w:val="18"/>
+        </w:rPr>
+        <w:t>链接:</w:t>
+      </w:r>
+      <w:hyperlink r:id="rId9">
+        <w:r>
+          <w:rPr>
+            <w:color w:val="0563C1"/>
+            <w:u w:val="single"/>
+          </w:rPr>
+          <w:t>网络安全专家：AI 发现的漏洞，很快或将引发新的安全隐患</w:t>
+        </w:r>
+      </w:hyperlink>
+    </w:p>
+    <w:p>
+      <w:pPr>
+        <w:pStyle w:val="Heading3"/>
+      </w:pPr>
+      <w:r>
+        <w:rPr>
+          <w:rFonts w:ascii="Times New Roman" w:hAnsi="Times New Roman" w:eastAsia="黑体"/>
+          <w:b w:val="0"/>
+          <w:color w:val="888888"/>
+          <w:sz w:val="24"/>
+        </w:rPr>
+        <w:t>【C级·参考】</w:t>
+      </w:r>
+      <w:r>
+        <w:rPr>
+          <w:rFonts w:ascii="Times New Roman" w:hAnsi="Times New Roman" w:eastAsia="黑体"/>
+          <w:b w:val="0"/>
+          <w:color w:val="888888"/>
+          <w:sz w:val="24"/>
+        </w:rPr>
+        <w:t>雷神 ZERO Air 15 双十一大促：12499 元起，轻至 1.54kg 兼顾便携与性能释放</w:t>
+      </w:r>
+    </w:p>
+    <w:p>
+      <w:r>
+        <w:rPr>
+          <w:rFonts w:ascii="Times New Roman" w:hAnsi="Times New Roman" w:eastAsia="宋体"/>
+          <w:color w:val="888888"/>
+          <w:sz w:val="18"/>
+        </w:rPr>
+        <w:t>来源:IT之家 | 时间:10-25 14:04</w:t>
+      </w:r>
+    </w:p>
+    <w:p>
+      <w:r>
+        <w:rPr>
+          <w:rFonts w:ascii="Times New Roman" w:hAnsi="Times New Roman" w:eastAsia="宋体"/>
+          <w:sz w:val="18"/>
+        </w:rPr>
+        <w:t>链接:</w:t>
+      </w:r>
+      <w:hyperlink r:id="rId10">
+        <w:r>
+          <w:rPr>
+            <w:color w:val="0563C1"/>
+            <w:u w:val="single"/>
+          </w:rPr>
+          <w:t>雷神 ZERO Air 15 双十一大促：12499 元起，轻至 1.54kg 兼顾便携与性能释放</w:t>
+        </w:r>
+      </w:hyperlink>
+    </w:p>
+    <w:p>
+      <w:pPr>
+        <w:pStyle w:val="Heading3"/>
+      </w:pPr>
+      <w:r>
+        <w:rPr>
+          <w:rFonts w:ascii="Times New Roman" w:hAnsi="Times New Roman" w:eastAsia="黑体"/>
+          <w:b w:val="0"/>
+          <w:color w:val="888888"/>
+          <w:sz w:val="24"/>
+        </w:rPr>
+        <w:t>【C级·参考】</w:t>
+      </w:r>
+      <w:r>
+        <w:rPr>
+          <w:rFonts w:ascii="Times New Roman" w:hAnsi="Times New Roman" w:eastAsia="黑体"/>
+          <w:b w:val="0"/>
+          <w:color w:val="888888"/>
+          <w:sz w:val="24"/>
+        </w:rPr>
         <w:t>三名被解雇的 OpenAI 安全研究员否认泄密，怀疑因推动 AI 透明度被针对</w:t>
       </w:r>
     </w:p>
@@ -91,7 +193,7 @@
         </w:rPr>
         <w:t>链接:</w:t>
       </w:r>
-      <w:hyperlink r:id="rId9">
+      <w:hyperlink r:id="rId11">
         <w:r>
           <w:rPr>
             <w:color w:val="0563C1"/>
@@ -142,7 +244,7 @@
         </w:rPr>
         <w:t>链接:</w:t>
       </w:r>
-      <w:hyperlink r:id="rId10">
+      <w:hyperlink r:id="rId12">
         <w:r>
           <w:rPr>
             <w:color w:val="0563C1"/>
@@ -193,7 +295,7 @@
         </w:rPr>
         <w:t>链接:</w:t>
       </w:r>
-      <w:hyperlink r:id="rId11">
+      <w:hyperlink r:id="rId13">
         <w:r>
           <w:rPr>
             <w:color w:val="0563C1"/>
@@ -244,7 +346,7 @@
         </w:rPr>
         <w:t>链接:</w:t>
       </w:r>
-      <w:hyperlink r:id="rId12">
+      <w:hyperlink r:id="rId14">
         <w:r>
           <w:rPr>
             <w:color w:val="0563C1"/>
@@ -295,7 +397,7 @@
         </w:rPr>
         <w:t>链接:</w:t>
       </w:r>
-      <w:hyperlink r:id="rId13">
+      <w:hyperlink r:id="rId15">
         <w:r>
           <w:rPr>
             <w:color w:val="0563C1"/>
@@ -346,7 +448,7 @@
         </w:rPr>
         <w:t>链接:</w:t>
       </w:r>
-      <w:hyperlink r:id="rId14">
+      <w:hyperlink r:id="rId16">
         <w:r>
           <w:rPr>
             <w:color w:val="0563C1"/>
@@ -397,7 +499,7 @@
         </w:rPr>
         <w:t>链接:</w:t>
       </w:r>
-      <w:hyperlink r:id="rId15">
+      <w:hyperlink r:id="rId17">
         <w:r>
           <w:rPr>
             <w:color w:val="0563C1"/>
@@ -448,7 +550,7 @@
         </w:rPr>
         <w:t>链接:</w:t>
       </w:r>
-      <w:hyperlink r:id="rId16">
+      <w:hyperlink r:id="rId18">
         <w:r>
           <w:rPr>
             <w:color w:val="0563C1"/>
@@ -499,115 +601,13 @@
         </w:rPr>
         <w:t>链接:</w:t>
       </w:r>
-      <w:hyperlink r:id="rId17">
+      <w:hyperlink r:id="rId19">
         <w:r>
           <w:rPr>
             <w:color w:val="0563C1"/>
             <w:u w:val="single"/>
           </w:rPr>
           <w:t>Neural chip decodes interactions between brain regions</w:t>
-        </w:r>
-      </w:hyperlink>
-    </w:p>
-    <w:p>
-      <w:pPr>
-        <w:pStyle w:val="Heading3"/>
-      </w:pPr>
-      <w:r>
-        <w:rPr>
-          <w:rFonts w:ascii="Times New Roman" w:hAnsi="Times New Roman" w:eastAsia="黑体"/>
-          <w:b w:val="0"/>
-          <w:color w:val="888888"/>
-          <w:sz w:val="24"/>
-        </w:rPr>
-        <w:t>【C级·参考】</w:t>
-      </w:r>
-      <w:r>
-        <w:rPr>
-          <w:rFonts w:ascii="Times New Roman" w:hAnsi="Times New Roman" w:eastAsia="黑体"/>
-          <w:b w:val="0"/>
-          <w:color w:val="888888"/>
-          <w:sz w:val="24"/>
-        </w:rPr>
-        <w:t>惠普星 Book Air 14 上架预约：酷睿 5 320、薯条标，国补价 4504.15 元</w:t>
-      </w:r>
-    </w:p>
-    <w:p>
-      <w:r>
-        <w:rPr>
-          <w:rFonts w:ascii="Times New Roman" w:hAnsi="Times New Roman" w:eastAsia="宋体"/>
-          <w:color w:val="888888"/>
-          <w:sz w:val="18"/>
-        </w:rPr>
-        <w:t>来源:IT之家 | 时间:10-24 22:19</w:t>
-      </w:r>
-    </w:p>
-    <w:p>
-      <w:r>
-        <w:rPr>
-          <w:rFonts w:ascii="Times New Roman" w:hAnsi="Times New Roman" w:eastAsia="宋体"/>
-          <w:sz w:val="18"/>
-        </w:rPr>
-        <w:t>链接:</w:t>
-      </w:r>
-      <w:hyperlink r:id="rId18">
-        <w:r>
-          <w:rPr>
-            <w:color w:val="0563C1"/>
-            <w:u w:val="single"/>
-          </w:rPr>
-          <w:t>惠普星 Book Air 14 上架预约：酷睿 5 320、薯条标，国补价 4504.15 元</w:t>
-        </w:r>
-      </w:hyperlink>
-    </w:p>
-    <w:p>
-      <w:pPr>
-        <w:pStyle w:val="Heading3"/>
-      </w:pPr>
-      <w:r>
-        <w:rPr>
-          <w:rFonts w:ascii="Times New Roman" w:hAnsi="Times New Roman" w:eastAsia="黑体"/>
-          <w:b w:val="0"/>
-          <w:color w:val="888888"/>
-          <w:sz w:val="24"/>
-        </w:rPr>
-        <w:t>【C级·参考】</w:t>
-      </w:r>
-      <w:r>
-        <w:rPr>
-          <w:rFonts w:ascii="Times New Roman" w:hAnsi="Times New Roman" w:eastAsia="黑体"/>
-          <w:b w:val="0"/>
-          <w:color w:val="888888"/>
-          <w:sz w:val="24"/>
-        </w:rPr>
-        <w:t>铭凡 N5 Air NAS 主机 7640HS 款上市：5+3 盘位，0 + 64GB 售 2999 元</w:t>
-      </w:r>
-    </w:p>
-    <w:p>
-      <w:r>
-        <w:rPr>
-          <w:rFonts w:ascii="Times New Roman" w:hAnsi="Times New Roman" w:eastAsia="宋体"/>
-          <w:color w:val="888888"/>
-          <w:sz w:val="18"/>
-        </w:rPr>
-        <w:t>来源:IT之家 | 时间:10-24 21:54</w:t>
-      </w:r>
-    </w:p>
-    <w:p>
-      <w:r>
-        <w:rPr>
-          <w:rFonts w:ascii="Times New Roman" w:hAnsi="Times New Roman" w:eastAsia="宋体"/>
-          <w:sz w:val="18"/>
-        </w:rPr>
-        <w:t>链接:</w:t>
-      </w:r>
-      <w:hyperlink r:id="rId19">
-        <w:r>
-          <w:rPr>
-            <w:color w:val="0563C1"/>
-            <w:u w:val="single"/>
-          </w:rPr>
-          <w:t>铭凡 N5 Air NAS 主机 7640HS 款上市：5+3 盘位，0 + 64GB 售 2999 元</w:t>
         </w:r>
       </w:hyperlink>
     </w:p>
@@ -682,57 +682,6 @@
           <w:color w:val="888888"/>
           <w:sz w:val="24"/>
         </w:rPr>
-        <w:t>AI眼镜欧美市场旺 香港成内地品牌出海跳台</w:t>
-      </w:r>
-    </w:p>
-    <w:p>
-      <w:r>
-        <w:rPr>
-          <w:rFonts w:ascii="Times New Roman" w:hAnsi="Times New Roman" w:eastAsia="宋体"/>
-          <w:color w:val="888888"/>
-          <w:sz w:val="18"/>
-        </w:rPr>
-        <w:t>来源:Bing新闻 | 时间:10-23 21:23</w:t>
-      </w:r>
-    </w:p>
-    <w:p>
-      <w:r>
-        <w:rPr>
-          <w:rFonts w:ascii="Times New Roman" w:hAnsi="Times New Roman" w:eastAsia="宋体"/>
-          <w:sz w:val="18"/>
-        </w:rPr>
-        <w:t>链接:</w:t>
-      </w:r>
-      <w:hyperlink r:id="rId21">
-        <w:r>
-          <w:rPr>
-            <w:color w:val="0563C1"/>
-            <w:u w:val="single"/>
-          </w:rPr>
-          <w:t>AI眼镜欧美市场旺 香港成内地品牌出海跳台</w:t>
-        </w:r>
-      </w:hyperlink>
-    </w:p>
-    <w:p>
-      <w:pPr>
-        <w:pStyle w:val="Heading3"/>
-      </w:pPr>
-      <w:r>
-        <w:rPr>
-          <w:rFonts w:ascii="Times New Roman" w:hAnsi="Times New Roman" w:eastAsia="黑体"/>
-          <w:b w:val="0"/>
-          <w:color w:val="888888"/>
-          <w:sz w:val="24"/>
-        </w:rPr>
-        <w:t>【C级·参考】</w:t>
-      </w:r>
-      <w:r>
-        <w:rPr>
-          <w:rFonts w:ascii="Times New Roman" w:hAnsi="Times New Roman" w:eastAsia="黑体"/>
-          <w:b w:val="0"/>
-          <w:color w:val="888888"/>
-          <w:sz w:val="24"/>
-        </w:rPr>
         <w:t>线上转战线下，AI 眼镜开打「巷战」</w:t>
       </w:r>
     </w:p>
@@ -754,7 +703,7 @@
         </w:rPr>
         <w:t>链接:</w:t>
       </w:r>
-      <w:hyperlink r:id="rId22">
+      <w:hyperlink r:id="rId21">
         <w:r>
           <w:rPr>
             <w:color w:val="0563C1"/>
@@ -817,7 +766,7 @@
         </w:rPr>
         <w:t>链接:</w:t>
       </w:r>
-      <w:hyperlink r:id="rId23">
+      <w:hyperlink r:id="rId22">
         <w:r>
           <w:rPr>
             <w:color w:val="0563C1"/>
@@ -914,7 +863,7 @@
         </w:rPr>
         <w:t>链接:</w:t>
       </w:r>
-      <w:hyperlink r:id="rId24">
+      <w:hyperlink r:id="rId23">
         <w:r>
           <w:rPr>
             <w:color w:val="0563C1"/>
@@ -965,7 +914,7 @@
         </w:rPr>
         <w:t>链接:</w:t>
       </w:r>
-      <w:hyperlink r:id="rId25">
+      <w:hyperlink r:id="rId24">
         <w:r>
           <w:rPr>
             <w:color w:val="0563C1"/>
@@ -1018,7 +967,7 @@
           <w:rFonts w:ascii="Times New Roman" w:hAnsi="Times New Roman" w:eastAsia="宋体"/>
           <w:sz w:val="18"/>
         </w:rPr>
-        <w:t>IT之家(60)、GameLook(1)、HackerNews(4)、Bing新闻(3)</w:t>
+        <w:t>IT之家(60)、GameLook(1)、HackerNews(5)、Bing新闻(2)</w:t>
       </w:r>
     </w:p>
     <w:p>

--- a/briefings/线口监测午报-2026-10-25.docx
+++ b/briefings/线口监测午报-2026-10-25.docx
@@ -22,7 +22,7 @@
           <w:color w:val="888888"/>
           <w:sz w:val="18"/>
         </w:rPr>
-        <w:t>监测窗口:近48小时 | 生成时间:2026-10-25 14:10</w:t>
+        <w:t>监测窗口:近48小时 | 生成时间:2026-10-25 20:31</w:t>
       </w:r>
     </w:p>
     <w:p>
@@ -70,7 +70,7 @@
           <w:color w:val="888888"/>
           <w:sz w:val="24"/>
         </w:rPr>
-        <w:t>网络安全专家：AI 发现的漏洞，很快或将引发新的安全隐患</w:t>
+        <w:t>谷歌 DeepMind 高管：终身学习者将在 AI 职场中占据优势</w:t>
       </w:r>
     </w:p>
     <w:p>
@@ -80,7 +80,7 @@
           <w:color w:val="888888"/>
           <w:sz w:val="18"/>
         </w:rPr>
-        <w:t>来源:IT之家 | 时间:10-25 14:06</w:t>
+        <w:t>来源:IT之家 | 时间:10-25 19:59</w:t>
       </w:r>
     </w:p>
     <w:p>
@@ -97,7 +97,7 @@
             <w:color w:val="0563C1"/>
             <w:u w:val="single"/>
           </w:rPr>
-          <w:t>网络安全专家：AI 发现的漏洞，很快或将引发新的安全隐患</w:t>
+          <w:t>谷歌 DeepMind 高管：终身学习者将在 AI 职场中占据优势</w:t>
         </w:r>
       </w:hyperlink>
     </w:p>
@@ -121,7 +121,7 @@
           <w:color w:val="888888"/>
           <w:sz w:val="24"/>
         </w:rPr>
-        <w:t>雷神 ZERO Air 15 双十一大促：12499 元起，轻至 1.54kg 兼顾便携与性能释放</w:t>
+        <w:t>网络安全研究员称三星电视利用 AI 录制音频、截屏投放广告</w:t>
       </w:r>
     </w:p>
     <w:p>
@@ -131,7 +131,7 @@
           <w:color w:val="888888"/>
           <w:sz w:val="18"/>
         </w:rPr>
-        <w:t>来源:IT之家 | 时间:10-25 14:04</w:t>
+        <w:t>来源:IT之家 | 时间:10-25 18:49</w:t>
       </w:r>
     </w:p>
     <w:p>
@@ -148,7 +148,7 @@
             <w:color w:val="0563C1"/>
             <w:u w:val="single"/>
           </w:rPr>
-          <w:t>雷神 ZERO Air 15 双十一大促：12499 元起，轻至 1.54kg 兼顾便携与性能释放</w:t>
+          <w:t>网络安全研究员称三星电视利用 AI 录制音频、截屏投放广告</w:t>
         </w:r>
       </w:hyperlink>
     </w:p>
@@ -172,7 +172,7 @@
           <w:color w:val="888888"/>
           <w:sz w:val="24"/>
         </w:rPr>
-        <w:t>三名被解雇的 OpenAI 安全研究员否认泄密，怀疑因推动 AI 透明度被针对</w:t>
+        <w:t>阿里千问蒋冠军谈个人 AI 智能体技术框架：需要模型、记忆与生态协同推进</w:t>
       </w:r>
     </w:p>
     <w:p>
@@ -182,7 +182,7 @@
           <w:color w:val="888888"/>
           <w:sz w:val="18"/>
         </w:rPr>
-        <w:t>来源:IT之家 | 时间:10-25 11:28</w:t>
+        <w:t>来源:IT之家 | 时间:10-25 18:38</w:t>
       </w:r>
     </w:p>
     <w:p>
@@ -199,7 +199,7 @@
             <w:color w:val="0563C1"/>
             <w:u w:val="single"/>
           </w:rPr>
-          <w:t>三名被解雇的 OpenAI 安全研究员否认泄密，怀疑因推动 AI 透明度被针对</w:t>
+          <w:t>阿里千问蒋冠军谈个人 AI 智能体技术框架：需要模型、记忆与生态协同推进</w:t>
         </w:r>
       </w:hyperlink>
     </w:p>
@@ -223,7 +223,7 @@
           <w:color w:val="888888"/>
           <w:sz w:val="24"/>
         </w:rPr>
-        <w:t>AI 智能体闯进银行，美国大行开始准备“灾后预案”</w:t>
+        <w:t>软银孙正义计划在马来西亚投资 500 亿美元，押注 AI、数据中心</w:t>
       </w:r>
     </w:p>
     <w:p>
@@ -233,7 +233,7 @@
           <w:color w:val="888888"/>
           <w:sz w:val="18"/>
         </w:rPr>
-        <w:t>来源:IT之家 | 时间:10-25 11:06</w:t>
+        <w:t>来源:IT之家 | 时间:10-25 17:17</w:t>
       </w:r>
     </w:p>
     <w:p>
@@ -250,7 +250,7 @@
             <w:color w:val="0563C1"/>
             <w:u w:val="single"/>
           </w:rPr>
-          <w:t>AI 智能体闯进银行，美国大行开始准备“灾后预案”</w:t>
+          <w:t>软银孙正义计划在马来西亚投资 500 亿美元，押注 AI、数据中心</w:t>
         </w:r>
       </w:hyperlink>
     </w:p>
@@ -274,7 +274,7 @@
           <w:color w:val="888888"/>
           <w:sz w:val="24"/>
         </w:rPr>
-        <w:t>Block 推出全双工 AI 语音模型 Dessa：真人感拉满，支持苹果 MacBook 本地运行</w:t>
+        <w:t>阿里 AI 智能体“千问 Go！”上线“我的应用”功能：可帮助用户搭建长期、可分享的专属应用</w:t>
       </w:r>
     </w:p>
     <w:p>
@@ -284,7 +284,7 @@
           <w:color w:val="888888"/>
           <w:sz w:val="18"/>
         </w:rPr>
-        <w:t>来源:IT之家 | 时间:10-25 10:29</w:t>
+        <w:t>来源:IT之家 | 时间:10-25 16:05</w:t>
       </w:r>
     </w:p>
     <w:p>
@@ -301,7 +301,7 @@
             <w:color w:val="0563C1"/>
             <w:u w:val="single"/>
           </w:rPr>
-          <w:t>Block 推出全双工 AI 语音模型 Dessa：真人感拉满，支持苹果 MacBook 本地运行</w:t>
+          <w:t>阿里 AI 智能体“千问 Go！”上线“我的应用”功能：可帮助用户搭建长期、可分享的专属应用</w:t>
         </w:r>
       </w:hyperlink>
     </w:p>
@@ -325,7 +325,7 @@
           <w:color w:val="888888"/>
           <w:sz w:val="24"/>
         </w:rPr>
-        <w:t>亚马逊 CEO 贾西： 2027 年 AWS 算力基本售罄，部分订单锁定到 2028 年</w:t>
+        <w:t>野村证券：存储芯片需求在 2028 年前仍将快速增长，AI 投资前景被过度担忧</w:t>
       </w:r>
     </w:p>
     <w:p>
@@ -335,7 +335,7 @@
           <w:color w:val="888888"/>
           <w:sz w:val="18"/>
         </w:rPr>
-        <w:t>来源:IT之家 | 时间:10-25 09:37</w:t>
+        <w:t>来源:IT之家 | 时间:10-25 15:57</w:t>
       </w:r>
     </w:p>
     <w:p>
@@ -352,7 +352,7 @@
             <w:color w:val="0563C1"/>
             <w:u w:val="single"/>
           </w:rPr>
-          <w:t>亚马逊 CEO 贾西： 2027 年 AWS 算力基本售罄，部分订单锁定到 2028 年</w:t>
+          <w:t>野村证券：存储芯片需求在 2028 年前仍将快速增长，AI 投资前景被过度担忧</w:t>
         </w:r>
       </w:hyperlink>
     </w:p>
@@ -376,7 +376,7 @@
           <w:color w:val="888888"/>
           <w:sz w:val="24"/>
         </w:rPr>
-        <w:t>澳国脚授权 AI 数字分身，运动员开启肖像权 AI 商业化</w:t>
+        <w:t>星闪 3.0 标准成果发布：华为、中国移动、联想等共建，面向全场景智能物联，瞄准 AI、无源、毫米波等方向</w:t>
       </w:r>
     </w:p>
     <w:p>
@@ -386,7 +386,7 @@
           <w:color w:val="888888"/>
           <w:sz w:val="18"/>
         </w:rPr>
-        <w:t>来源:IT之家 | 时间:10-25 08:42</w:t>
+        <w:t>来源:IT之家 | 时间:10-25 15:53</w:t>
       </w:r>
     </w:p>
     <w:p>
@@ -403,7 +403,7 @@
             <w:color w:val="0563C1"/>
             <w:u w:val="single"/>
           </w:rPr>
-          <w:t>澳国脚授权 AI 数字分身，运动员开启肖像权 AI 商业化</w:t>
+          <w:t>星闪 3.0 标准成果发布：华为、中国移动、联想等共建，面向全场景智能物联，瞄准 AI、无源、毫米波等方向</w:t>
         </w:r>
       </w:hyperlink>
     </w:p>
@@ -427,7 +427,7 @@
           <w:color w:val="888888"/>
           <w:sz w:val="24"/>
         </w:rPr>
-        <w:t>BBC《蓝色星球 3》刻意保留瑕疵镜头，和 AI“完美影像”划清界限</w:t>
+        <w:t>AI 云厂商 Nscale“摊上事了”，被前工程师指控报复性解雇、违法使用分包人员</w:t>
       </w:r>
     </w:p>
     <w:p>
@@ -437,7 +437,7 @@
           <w:color w:val="888888"/>
           <w:sz w:val="18"/>
         </w:rPr>
-        <w:t>来源:IT之家 | 时间:10-25 07:19</w:t>
+        <w:t>来源:IT之家 | 时间:10-25 15:41</w:t>
       </w:r>
     </w:p>
     <w:p>
@@ -454,7 +454,211 @@
             <w:color w:val="0563C1"/>
             <w:u w:val="single"/>
           </w:rPr>
-          <w:t>BBC《蓝色星球 3》刻意保留瑕疵镜头，和 AI“完美影像”划清界限</w:t>
+          <w:t>AI 云厂商 Nscale“摊上事了”，被前工程师指控报复性解雇、违法使用分包人员</w:t>
+        </w:r>
+      </w:hyperlink>
+    </w:p>
+    <w:p>
+      <w:pPr>
+        <w:pStyle w:val="Heading3"/>
+      </w:pPr>
+      <w:r>
+        <w:rPr>
+          <w:rFonts w:ascii="Times New Roman" w:hAnsi="Times New Roman" w:eastAsia="黑体"/>
+          <w:b w:val="0"/>
+          <w:color w:val="888888"/>
+          <w:sz w:val="24"/>
+        </w:rPr>
+        <w:t>【C级·参考】</w:t>
+      </w:r>
+      <w:r>
+        <w:rPr>
+          <w:rFonts w:ascii="Times New Roman" w:hAnsi="Times New Roman" w:eastAsia="黑体"/>
+          <w:b w:val="0"/>
+          <w:color w:val="888888"/>
+          <w:sz w:val="24"/>
+        </w:rPr>
+        <w:t>腾讯《王者荣耀》暂未开放 iPhone Duo 机型 120 帧模式，Air 用户苦等一年也仍未解锁</w:t>
+      </w:r>
+    </w:p>
+    <w:p>
+      <w:r>
+        <w:rPr>
+          <w:rFonts w:ascii="Times New Roman" w:hAnsi="Times New Roman" w:eastAsia="宋体"/>
+          <w:color w:val="888888"/>
+          <w:sz w:val="18"/>
+        </w:rPr>
+        <w:t>来源:IT之家 | 时间:10-25 15:17</w:t>
+      </w:r>
+    </w:p>
+    <w:p>
+      <w:r>
+        <w:rPr>
+          <w:rFonts w:ascii="Times New Roman" w:hAnsi="Times New Roman" w:eastAsia="宋体"/>
+          <w:sz w:val="18"/>
+        </w:rPr>
+        <w:t>链接:</w:t>
+      </w:r>
+      <w:hyperlink r:id="rId17">
+        <w:r>
+          <w:rPr>
+            <w:color w:val="0563C1"/>
+            <w:u w:val="single"/>
+          </w:rPr>
+          <w:t>腾讯《王者荣耀》暂未开放 iPhone Duo 机型 120 帧模式，Air 用户苦等一年也仍未解锁</w:t>
+        </w:r>
+      </w:hyperlink>
+    </w:p>
+    <w:p>
+      <w:pPr>
+        <w:pStyle w:val="Heading3"/>
+      </w:pPr>
+      <w:r>
+        <w:rPr>
+          <w:rFonts w:ascii="Times New Roman" w:hAnsi="Times New Roman" w:eastAsia="黑体"/>
+          <w:b w:val="0"/>
+          <w:color w:val="888888"/>
+          <w:sz w:val="24"/>
+        </w:rPr>
+        <w:t>【C级·参考】</w:t>
+      </w:r>
+      <w:r>
+        <w:rPr>
+          <w:rFonts w:ascii="Times New Roman" w:hAnsi="Times New Roman" w:eastAsia="黑体"/>
+          <w:b w:val="0"/>
+          <w:color w:val="888888"/>
+          <w:sz w:val="24"/>
+        </w:rPr>
+        <w:t>Cerebras Deploys Trillion-Parameter AI Models</w:t>
+      </w:r>
+    </w:p>
+    <w:p>
+      <w:r>
+        <w:rPr>
+          <w:rFonts w:ascii="Times New Roman" w:hAnsi="Times New Roman" w:eastAsia="宋体"/>
+          <w:color w:val="888888"/>
+          <w:sz w:val="18"/>
+        </w:rPr>
+        <w:t>来源:Hacker News | 时间:10-25 09:33</w:t>
+      </w:r>
+    </w:p>
+    <w:p>
+      <w:r>
+        <w:rPr>
+          <w:rFonts w:ascii="Times New Roman" w:hAnsi="Times New Roman" w:eastAsia="宋体"/>
+          <w:sz w:val="18"/>
+        </w:rPr>
+        <w:t>链接:</w:t>
+      </w:r>
+      <w:hyperlink r:id="rId18">
+        <w:r>
+          <w:rPr>
+            <w:color w:val="0563C1"/>
+            <w:u w:val="single"/>
+          </w:rPr>
+          <w:t>Cerebras Deploys Trillion-Parameter AI Models</w:t>
+        </w:r>
+      </w:hyperlink>
+    </w:p>
+    <w:p>
+      <w:pPr>
+        <w:pStyle w:val="Heading3"/>
+      </w:pPr>
+      <w:r>
+        <w:rPr>
+          <w:rFonts w:ascii="Times New Roman" w:hAnsi="Times New Roman" w:eastAsia="黑体"/>
+          <w:b w:val="0"/>
+          <w:color w:val="888888"/>
+          <w:sz w:val="24"/>
+        </w:rPr>
+        <w:t>【C级·参考】</w:t>
+      </w:r>
+      <w:r>
+        <w:rPr>
+          <w:rFonts w:ascii="Times New Roman" w:hAnsi="Times New Roman" w:eastAsia="黑体"/>
+          <w:b w:val="0"/>
+          <w:color w:val="888888"/>
+          <w:sz w:val="24"/>
+        </w:rPr>
+        <w:t>AI眼镜作弊现形记！韩国2026年首推电波检测黑科技，考场秒变‘电磁天眼’</w:t>
+      </w:r>
+    </w:p>
+    <w:p>
+      <w:r>
+        <w:rPr>
+          <w:rFonts w:ascii="Times New Roman" w:hAnsi="Times New Roman" w:eastAsia="宋体"/>
+          <w:color w:val="888888"/>
+          <w:sz w:val="18"/>
+        </w:rPr>
+        <w:t>来源:Bing新闻 | 时间:10-25 09:31</w:t>
+      </w:r>
+    </w:p>
+    <w:p>
+      <w:r>
+        <w:rPr>
+          <w:rFonts w:ascii="Times New Roman" w:hAnsi="Times New Roman" w:eastAsia="宋体"/>
+          <w:sz w:val="18"/>
+        </w:rPr>
+        <w:t>链接:</w:t>
+      </w:r>
+      <w:hyperlink r:id="rId19">
+        <w:r>
+          <w:rPr>
+            <w:color w:val="0563C1"/>
+            <w:u w:val="single"/>
+          </w:rPr>
+          <w:t>AI眼镜作弊现形记！韩国2026年首推电波检测黑科技，考场秒变‘电磁天眼’</w:t>
+        </w:r>
+      </w:hyperlink>
+    </w:p>
+    <w:p>
+      <w:pPr>
+        <w:pStyle w:val="Heading3"/>
+      </w:pPr>
+      <w:r>
+        <w:rPr>
+          <w:rFonts w:ascii="Times New Roman" w:hAnsi="Times New Roman" w:eastAsia="黑体"/>
+          <w:b w:val="0"/>
+          <w:color w:val="888888"/>
+          <w:sz w:val="24"/>
+        </w:rPr>
+        <w:t>【C级·参考】</w:t>
+      </w:r>
+      <w:r>
+        <w:rPr>
+          <w:rFonts w:ascii="Times New Roman" w:hAnsi="Times New Roman" w:eastAsia="黑体"/>
+          <w:b w:val="0"/>
+          <w:color w:val="888888"/>
+          <w:sz w:val="24"/>
+        </w:rPr>
+        <w:t>创在瓯海丨改图不到一分钟，AI正把眼镜设计推向“人人可用”</w:t>
+      </w:r>
+    </w:p>
+    <w:p>
+      <w:r>
+        <w:rPr>
+          <w:rFonts w:ascii="Times New Roman" w:hAnsi="Times New Roman" w:eastAsia="宋体"/>
+          <w:color w:val="888888"/>
+          <w:sz w:val="18"/>
+        </w:rPr>
+        <w:t>来源:Bing新闻 | 时间:10-25 07:16</w:t>
+      </w:r>
+    </w:p>
+    <w:p>
+      <w:r>
+        <w:rPr>
+          <w:rFonts w:ascii="Times New Roman" w:hAnsi="Times New Roman" w:eastAsia="宋体"/>
+          <w:sz w:val="18"/>
+        </w:rPr>
+        <w:t>链接:</w:t>
+      </w:r>
+      <w:hyperlink r:id="rId20">
+        <w:r>
+          <w:rPr>
+            <w:color w:val="0563C1"/>
+            <w:u w:val="single"/>
+          </w:rPr>
+          <w:t>创在瓯海丨改图不到一分钟，AI正把眼镜设计推向“人人可用”</w:t>
         </w:r>
       </w:hyperlink>
     </w:p>
@@ -499,64 +703,13 @@
         </w:rPr>
         <w:t>链接:</w:t>
       </w:r>
-      <w:hyperlink r:id="rId17">
+      <w:hyperlink r:id="rId21">
         <w:r>
           <w:rPr>
             <w:color w:val="0563C1"/>
             <w:u w:val="single"/>
           </w:rPr>
           <w:t>America has lost 200k of jobs in media, film and the arts. How much is AI?</w:t>
-        </w:r>
-      </w:hyperlink>
-    </w:p>
-    <w:p>
-      <w:pPr>
-        <w:pStyle w:val="Heading3"/>
-      </w:pPr>
-      <w:r>
-        <w:rPr>
-          <w:rFonts w:ascii="Times New Roman" w:hAnsi="Times New Roman" w:eastAsia="黑体"/>
-          <w:b w:val="0"/>
-          <w:color w:val="888888"/>
-          <w:sz w:val="24"/>
-        </w:rPr>
-        <w:t>【C级·参考】</w:t>
-      </w:r>
-      <w:r>
-        <w:rPr>
-          <w:rFonts w:ascii="Times New Roman" w:hAnsi="Times New Roman" w:eastAsia="黑体"/>
-          <w:b w:val="0"/>
-          <w:color w:val="888888"/>
-          <w:sz w:val="24"/>
-        </w:rPr>
-        <w:t>开源项目 GPU Unlock 可释放英伟达 RTX 30 系列显卡隐藏 AI 算力，实际性能提升可达 60%</w:t>
-      </w:r>
-    </w:p>
-    <w:p>
-      <w:r>
-        <w:rPr>
-          <w:rFonts w:ascii="Times New Roman" w:hAnsi="Times New Roman" w:eastAsia="宋体"/>
-          <w:color w:val="888888"/>
-          <w:sz w:val="18"/>
-        </w:rPr>
-        <w:t>来源:IT之家 | 时间:10-25 07:09</w:t>
-      </w:r>
-    </w:p>
-    <w:p>
-      <w:r>
-        <w:rPr>
-          <w:rFonts w:ascii="Times New Roman" w:hAnsi="Times New Roman" w:eastAsia="宋体"/>
-          <w:sz w:val="18"/>
-        </w:rPr>
-        <w:t>链接:</w:t>
-      </w:r>
-      <w:hyperlink r:id="rId18">
-        <w:r>
-          <w:rPr>
-            <w:color w:val="0563C1"/>
-            <w:u w:val="single"/>
-          </w:rPr>
-          <w:t>开源项目 GPU Unlock 可释放英伟达 RTX 30 系列显卡隐藏 AI 算力，实际性能提升可达 60%</w:t>
         </w:r>
       </w:hyperlink>
     </w:p>
@@ -601,7 +754,7 @@
         </w:rPr>
         <w:t>链接:</w:t>
       </w:r>
-      <w:hyperlink r:id="rId19">
+      <w:hyperlink r:id="rId22">
         <w:r>
           <w:rPr>
             <w:color w:val="0563C1"/>
@@ -631,7 +784,7 @@
           <w:color w:val="888888"/>
           <w:sz w:val="24"/>
         </w:rPr>
-        <w:t>AI眼镜作弊现形记！韩国2026年首推电波检测黑科技，考场秒变‘电磁天眼’</w:t>
+        <w:t>AI眼镜欧美市场旺 香港成内地品牌出海跳台</w:t>
       </w:r>
     </w:p>
     <w:p>
@@ -641,7 +794,7 @@
           <w:color w:val="888888"/>
           <w:sz w:val="18"/>
         </w:rPr>
-        <w:t>来源:Bing新闻 | 时间:10-24 19:31</w:t>
+        <w:t>来源:Bing新闻 | 时间:10-23 21:23</w:t>
       </w:r>
     </w:p>
     <w:p>
@@ -652,64 +805,13 @@
         </w:rPr>
         <w:t>链接:</w:t>
       </w:r>
-      <w:hyperlink r:id="rId20">
+      <w:hyperlink r:id="rId23">
         <w:r>
           <w:rPr>
             <w:color w:val="0563C1"/>
             <w:u w:val="single"/>
           </w:rPr>
-          <w:t>AI眼镜作弊现形记！韩国2026年首推电波检测黑科技，考场秒变‘电磁天眼’</w:t>
-        </w:r>
-      </w:hyperlink>
-    </w:p>
-    <w:p>
-      <w:pPr>
-        <w:pStyle w:val="Heading3"/>
-      </w:pPr>
-      <w:r>
-        <w:rPr>
-          <w:rFonts w:ascii="Times New Roman" w:hAnsi="Times New Roman" w:eastAsia="黑体"/>
-          <w:b w:val="0"/>
-          <w:color w:val="888888"/>
-          <w:sz w:val="24"/>
-        </w:rPr>
-        <w:t>【C级·参考】</w:t>
-      </w:r>
-      <w:r>
-        <w:rPr>
-          <w:rFonts w:ascii="Times New Roman" w:hAnsi="Times New Roman" w:eastAsia="黑体"/>
-          <w:b w:val="0"/>
-          <w:color w:val="888888"/>
-          <w:sz w:val="24"/>
-        </w:rPr>
-        <w:t>线上转战线下，AI 眼镜开打「巷战」</w:t>
-      </w:r>
-    </w:p>
-    <w:p>
-      <w:r>
-        <w:rPr>
-          <w:rFonts w:ascii="Times New Roman" w:hAnsi="Times New Roman" w:eastAsia="宋体"/>
-          <w:color w:val="888888"/>
-          <w:sz w:val="18"/>
-        </w:rPr>
-        <w:t>来源:Bing新闻 | 时间:10-23 17:42</w:t>
-      </w:r>
-    </w:p>
-    <w:p>
-      <w:r>
-        <w:rPr>
-          <w:rFonts w:ascii="Times New Roman" w:hAnsi="Times New Roman" w:eastAsia="宋体"/>
-          <w:sz w:val="18"/>
-        </w:rPr>
-        <w:t>链接:</w:t>
-      </w:r>
-      <w:hyperlink r:id="rId21">
-        <w:r>
-          <w:rPr>
-            <w:color w:val="0563C1"/>
-            <w:u w:val="single"/>
-          </w:rPr>
-          <w:t>线上转战线下，AI 眼镜开打「巷战」</w:t>
+          <w:t>AI眼镜欧美市场旺 香港成内地品牌出海跳台</w:t>
         </w:r>
       </w:hyperlink>
     </w:p>
@@ -745,7 +847,7 @@
           <w:color w:val="888888"/>
           <w:sz w:val="24"/>
         </w:rPr>
-        <w:t>软银投资的农业无人机创企极飞科技：希望让每个农民都有自己的机器人</w:t>
+        <w:t>启元机器人第 5000 台个人机器人下线，日产能提升至 200 余台</w:t>
       </w:r>
     </w:p>
     <w:p>
@@ -755,7 +857,7 @@
           <w:color w:val="888888"/>
           <w:sz w:val="18"/>
         </w:rPr>
-        <w:t>来源:IT之家 | 时间:10-25 09:58</w:t>
+        <w:t>来源:IT之家 | 时间:10-25 19:18</w:t>
       </w:r>
     </w:p>
     <w:p>
@@ -766,13 +868,13 @@
         </w:rPr>
         <w:t>链接:</w:t>
       </w:r>
-      <w:hyperlink r:id="rId22">
+      <w:hyperlink r:id="rId24">
         <w:r>
           <w:rPr>
             <w:color w:val="0563C1"/>
             <w:u w:val="single"/>
           </w:rPr>
-          <w:t>软银投资的农业无人机创企极飞科技：希望让每个农民都有自己的机器人</w:t>
+          <w:t>启元机器人第 5000 台个人机器人下线，日产能提升至 200 余台</w:t>
         </w:r>
       </w:hyperlink>
     </w:p>
@@ -789,9 +891,157 @@
       </w:r>
     </w:p>
     <w:p>
+      <w:pPr>
+        <w:pStyle w:val="Heading3"/>
+      </w:pPr>
       <w:r>
-        <w:t>本线口暂无重要更新</w:t>
+        <w:rPr>
+          <w:rFonts w:ascii="Times New Roman" w:hAnsi="Times New Roman" w:eastAsia="黑体"/>
+          <w:b w:val="0"/>
+          <w:color w:val="888888"/>
+          <w:sz w:val="24"/>
+        </w:rPr>
+        <w:t>【C级·参考】</w:t>
       </w:r>
+      <w:r>
+        <w:rPr>
+          <w:rFonts w:ascii="Times New Roman" w:hAnsi="Times New Roman" w:eastAsia="黑体"/>
+          <w:b w:val="0"/>
+          <w:color w:val="888888"/>
+          <w:sz w:val="24"/>
+        </w:rPr>
+        <w:t>香港网约车平台牌照最快 11 月推出，司机笔试合格率超六成</w:t>
+      </w:r>
+    </w:p>
+    <w:p>
+      <w:r>
+        <w:rPr>
+          <w:rFonts w:ascii="Times New Roman" w:hAnsi="Times New Roman" w:eastAsia="宋体"/>
+          <w:color w:val="888888"/>
+          <w:sz w:val="18"/>
+        </w:rPr>
+        <w:t>来源:IT之家 | 时间:10-25 20:22</w:t>
+      </w:r>
+    </w:p>
+    <w:p>
+      <w:r>
+        <w:rPr>
+          <w:rFonts w:ascii="Times New Roman" w:hAnsi="Times New Roman" w:eastAsia="宋体"/>
+          <w:sz w:val="18"/>
+        </w:rPr>
+        <w:t>链接:</w:t>
+      </w:r>
+      <w:hyperlink r:id="rId25">
+        <w:r>
+          <w:rPr>
+            <w:color w:val="0563C1"/>
+            <w:u w:val="single"/>
+          </w:rPr>
+          <w:t>香港网约车平台牌照最快 11 月推出，司机笔试合格率超六成</w:t>
+        </w:r>
+      </w:hyperlink>
+    </w:p>
+    <w:p>
+      <w:pPr>
+        <w:pStyle w:val="Heading3"/>
+      </w:pPr>
+      <w:r>
+        <w:rPr>
+          <w:rFonts w:ascii="Times New Roman" w:hAnsi="Times New Roman" w:eastAsia="黑体"/>
+          <w:b w:val="0"/>
+          <w:color w:val="888888"/>
+          <w:sz w:val="24"/>
+        </w:rPr>
+        <w:t>【C级·参考】</w:t>
+      </w:r>
+      <w:r>
+        <w:rPr>
+          <w:rFonts w:ascii="Times New Roman" w:hAnsi="Times New Roman" w:eastAsia="黑体"/>
+          <w:b w:val="0"/>
+          <w:color w:val="888888"/>
+          <w:sz w:val="24"/>
+        </w:rPr>
+        <w:t>GEEKCON 2026 上海站闭幕：黑客展示“隔空劫持无人机”“一条链接控制头部 App”等安全漏洞</w:t>
+      </w:r>
+    </w:p>
+    <w:p>
+      <w:r>
+        <w:rPr>
+          <w:rFonts w:ascii="Times New Roman" w:hAnsi="Times New Roman" w:eastAsia="宋体"/>
+          <w:color w:val="888888"/>
+          <w:sz w:val="18"/>
+        </w:rPr>
+        <w:t>来源:IT之家 | 时间:10-25 19:55</w:t>
+      </w:r>
+    </w:p>
+    <w:p>
+      <w:r>
+        <w:rPr>
+          <w:rFonts w:ascii="Times New Roman" w:hAnsi="Times New Roman" w:eastAsia="宋体"/>
+          <w:sz w:val="18"/>
+        </w:rPr>
+        <w:t>链接:</w:t>
+      </w:r>
+      <w:hyperlink r:id="rId26">
+        <w:r>
+          <w:rPr>
+            <w:color w:val="0563C1"/>
+            <w:u w:val="single"/>
+          </w:rPr>
+          <w:t>GEEKCON 2026 上海站闭幕：黑客展示“隔空劫持无人机”“一条链接控制头部 App”等安全漏洞</w:t>
+        </w:r>
+      </w:hyperlink>
+    </w:p>
+    <w:p>
+      <w:pPr>
+        <w:pStyle w:val="Heading3"/>
+      </w:pPr>
+      <w:r>
+        <w:rPr>
+          <w:rFonts w:ascii="Times New Roman" w:hAnsi="Times New Roman" w:eastAsia="黑体"/>
+          <w:b w:val="0"/>
+          <w:color w:val="888888"/>
+          <w:sz w:val="24"/>
+        </w:rPr>
+        <w:t>【C级·参考】</w:t>
+      </w:r>
+      <w:r>
+        <w:rPr>
+          <w:rFonts w:ascii="Times New Roman" w:hAnsi="Times New Roman" w:eastAsia="黑体"/>
+          <w:b w:val="0"/>
+          <w:color w:val="888888"/>
+          <w:sz w:val="24"/>
+        </w:rPr>
+        <w:t>东风猛士 X700 上市：华为乾崑智驾 ADS 5 + 鸿蒙座舱 HarmonySpace 6，限时焕新价 20.98 万元起</w:t>
+      </w:r>
+    </w:p>
+    <w:p>
+      <w:r>
+        <w:rPr>
+          <w:rFonts w:ascii="Times New Roman" w:hAnsi="Times New Roman" w:eastAsia="宋体"/>
+          <w:color w:val="888888"/>
+          <w:sz w:val="18"/>
+        </w:rPr>
+        <w:t>来源:IT之家 | 时间:10-25 16:26</w:t>
+      </w:r>
+    </w:p>
+    <w:p>
+      <w:r>
+        <w:rPr>
+          <w:rFonts w:ascii="Times New Roman" w:hAnsi="Times New Roman" w:eastAsia="宋体"/>
+          <w:sz w:val="18"/>
+        </w:rPr>
+        <w:t>链接:</w:t>
+      </w:r>
+      <w:hyperlink r:id="rId27">
+        <w:r>
+          <w:rPr>
+            <w:color w:val="0563C1"/>
+            <w:u w:val="single"/>
+          </w:rPr>
+          <w:t>东风猛士 X700 上市：华为乾崑智驾 ADS 5 + 鸿蒙座舱 HarmonySpace 6，限时焕新价 20.98 万元起</w:t>
+        </w:r>
+      </w:hyperlink>
     </w:p>
     <w:p>
       <w:pPr>
@@ -842,7 +1092,7 @@
           <w:color w:val="888888"/>
           <w:sz w:val="24"/>
         </w:rPr>
-        <w:t>张雪时隔 17 年再战“水上漂”：将亲自上阵类比为打游戏，称“不可能自己的号让别人去玩”</w:t>
+        <w:t>发售日临近，任天堂将 Switch 版《塞尔达传说：时之笛重制版》游戏体积缩减至 24.54GB</w:t>
       </w:r>
     </w:p>
     <w:p>
@@ -852,7 +1102,7 @@
           <w:color w:val="888888"/>
           <w:sz w:val="18"/>
         </w:rPr>
-        <w:t>来源:IT之家 | 时间:10-25 10:40</w:t>
+        <w:t>来源:IT之家 | 时间:10-25 18:56</w:t>
       </w:r>
     </w:p>
     <w:p>
@@ -863,13 +1113,13 @@
         </w:rPr>
         <w:t>链接:</w:t>
       </w:r>
-      <w:hyperlink r:id="rId23">
+      <w:hyperlink r:id="rId28">
         <w:r>
           <w:rPr>
             <w:color w:val="0563C1"/>
             <w:u w:val="single"/>
           </w:rPr>
-          <w:t>张雪时隔 17 年再战“水上漂”：将亲自上阵类比为打游戏，称“不可能自己的号让别人去玩”</w:t>
+          <w:t>发售日临近，任天堂将 Switch 版《塞尔达传说：时之笛重制版》游戏体积缩减至 24.54GB</w:t>
         </w:r>
       </w:hyperlink>
     </w:p>
@@ -893,7 +1143,7 @@
           <w:color w:val="888888"/>
           <w:sz w:val="24"/>
         </w:rPr>
-        <w:t>索尼 PS5 破解新进展：已可直接运行 Steam 游戏库中的 Windows 游戏</w:t>
+        <w:t>因日活量不佳，VRMMO 游戏《Zenith》将于 12 月正式关闭服务器</w:t>
       </w:r>
     </w:p>
     <w:p>
@@ -903,7 +1153,7 @@
           <w:color w:val="888888"/>
           <w:sz w:val="18"/>
         </w:rPr>
-        <w:t>来源:IT之家 | 时间:10-25 08:33</w:t>
+        <w:t>来源:IT之家 | 时间:10-25 17:08</w:t>
       </w:r>
     </w:p>
     <w:p>
@@ -914,13 +1164,268 @@
         </w:rPr>
         <w:t>链接:</w:t>
       </w:r>
-      <w:hyperlink r:id="rId24">
+      <w:hyperlink r:id="rId29">
         <w:r>
           <w:rPr>
             <w:color w:val="0563C1"/>
             <w:u w:val="single"/>
           </w:rPr>
-          <w:t>索尼 PS5 破解新进展：已可直接运行 Steam 游戏库中的 Windows 游戏</w:t>
+          <w:t>因日活量不佳，VRMMO 游戏《Zenith》将于 12 月正式关闭服务器</w:t>
+        </w:r>
+      </w:hyperlink>
+    </w:p>
+    <w:p>
+      <w:pPr>
+        <w:pStyle w:val="Heading3"/>
+      </w:pPr>
+      <w:r>
+        <w:rPr>
+          <w:rFonts w:ascii="Times New Roman" w:hAnsi="Times New Roman" w:eastAsia="黑体"/>
+          <w:b w:val="0"/>
+          <w:color w:val="888888"/>
+          <w:sz w:val="24"/>
+        </w:rPr>
+        <w:t>【C级·参考】</w:t>
+      </w:r>
+      <w:r>
+        <w:rPr>
+          <w:rFonts w:ascii="Times New Roman" w:hAnsi="Times New Roman" w:eastAsia="黑体"/>
+          <w:b w:val="0"/>
+          <w:color w:val="888888"/>
+          <w:sz w:val="24"/>
+        </w:rPr>
+        <w:t>《幕府将军 2》完全版游戏差评如潮后，开发商 Creative Assembly 称本作为外包开发</w:t>
+      </w:r>
+    </w:p>
+    <w:p>
+      <w:r>
+        <w:rPr>
+          <w:rFonts w:ascii="Times New Roman" w:hAnsi="Times New Roman" w:eastAsia="宋体"/>
+          <w:color w:val="888888"/>
+          <w:sz w:val="18"/>
+        </w:rPr>
+        <w:t>来源:IT之家 | 时间:10-25 16:41</w:t>
+      </w:r>
+    </w:p>
+    <w:p>
+      <w:r>
+        <w:rPr>
+          <w:rFonts w:ascii="Times New Roman" w:hAnsi="Times New Roman" w:eastAsia="宋体"/>
+          <w:sz w:val="18"/>
+        </w:rPr>
+        <w:t>链接:</w:t>
+      </w:r>
+      <w:hyperlink r:id="rId30">
+        <w:r>
+          <w:rPr>
+            <w:color w:val="0563C1"/>
+            <w:u w:val="single"/>
+          </w:rPr>
+          <w:t>《幕府将军 2》完全版游戏差评如潮后，开发商 Creative Assembly 称本作为外包开发</w:t>
+        </w:r>
+      </w:hyperlink>
+    </w:p>
+    <w:p>
+      <w:pPr>
+        <w:pStyle w:val="Heading3"/>
+      </w:pPr>
+      <w:r>
+        <w:rPr>
+          <w:rFonts w:ascii="Times New Roman" w:hAnsi="Times New Roman" w:eastAsia="黑体"/>
+          <w:b w:val="0"/>
+          <w:color w:val="888888"/>
+          <w:sz w:val="24"/>
+        </w:rPr>
+        <w:t>【C级·参考】</w:t>
+      </w:r>
+      <w:r>
+        <w:rPr>
+          <w:rFonts w:ascii="Times New Roman" w:hAnsi="Times New Roman" w:eastAsia="黑体"/>
+          <w:b w:val="0"/>
+          <w:color w:val="888888"/>
+          <w:sz w:val="24"/>
+        </w:rPr>
+        <w:t>Alinea Analytics：《博德之门 3》游戏销售额达 12 亿美元，销量预计达 2300 万份</w:t>
+      </w:r>
+    </w:p>
+    <w:p>
+      <w:r>
+        <w:rPr>
+          <w:rFonts w:ascii="Times New Roman" w:hAnsi="Times New Roman" w:eastAsia="宋体"/>
+          <w:color w:val="888888"/>
+          <w:sz w:val="18"/>
+        </w:rPr>
+        <w:t>来源:IT之家 | 时间:10-25 16:24</w:t>
+      </w:r>
+    </w:p>
+    <w:p>
+      <w:r>
+        <w:rPr>
+          <w:rFonts w:ascii="Times New Roman" w:hAnsi="Times New Roman" w:eastAsia="宋体"/>
+          <w:sz w:val="18"/>
+        </w:rPr>
+        <w:t>链接:</w:t>
+      </w:r>
+      <w:hyperlink r:id="rId31">
+        <w:r>
+          <w:rPr>
+            <w:color w:val="0563C1"/>
+            <w:u w:val="single"/>
+          </w:rPr>
+          <w:t>Alinea Analytics：《博德之门 3》游戏销售额达 12 亿美元，销量预计达 2300 万份</w:t>
+        </w:r>
+      </w:hyperlink>
+    </w:p>
+    <w:p>
+      <w:pPr>
+        <w:pStyle w:val="Heading3"/>
+      </w:pPr>
+      <w:r>
+        <w:rPr>
+          <w:rFonts w:ascii="Times New Roman" w:hAnsi="Times New Roman" w:eastAsia="黑体"/>
+          <w:b w:val="0"/>
+          <w:color w:val="888888"/>
+          <w:sz w:val="24"/>
+        </w:rPr>
+        <w:t>【C级·参考】</w:t>
+      </w:r>
+      <w:r>
+        <w:rPr>
+          <w:rFonts w:ascii="Times New Roman" w:hAnsi="Times New Roman" w:eastAsia="黑体"/>
+          <w:b w:val="0"/>
+          <w:color w:val="888888"/>
+          <w:sz w:val="24"/>
+        </w:rPr>
+        <w:t>米哈游《原神》首家官方常设咖啡厅将落地日本东京，明年 1 月开幕</w:t>
+      </w:r>
+    </w:p>
+    <w:p>
+      <w:r>
+        <w:rPr>
+          <w:rFonts w:ascii="Times New Roman" w:hAnsi="Times New Roman" w:eastAsia="宋体"/>
+          <w:color w:val="888888"/>
+          <w:sz w:val="18"/>
+        </w:rPr>
+        <w:t>来源:IT之家 | 时间:10-25 15:49</w:t>
+      </w:r>
+    </w:p>
+    <w:p>
+      <w:r>
+        <w:rPr>
+          <w:rFonts w:ascii="Times New Roman" w:hAnsi="Times New Roman" w:eastAsia="宋体"/>
+          <w:sz w:val="18"/>
+        </w:rPr>
+        <w:t>链接:</w:t>
+      </w:r>
+      <w:hyperlink r:id="rId32">
+        <w:r>
+          <w:rPr>
+            <w:color w:val="0563C1"/>
+            <w:u w:val="single"/>
+          </w:rPr>
+          <w:t>米哈游《原神》首家官方常设咖啡厅将落地日本东京，明年 1 月开幕</w:t>
+        </w:r>
+      </w:hyperlink>
+    </w:p>
+    <w:p>
+      <w:pPr>
+        <w:pStyle w:val="Heading3"/>
+      </w:pPr>
+      <w:r>
+        <w:rPr>
+          <w:rFonts w:ascii="Times New Roman" w:hAnsi="Times New Roman" w:eastAsia="黑体"/>
+          <w:b w:val="0"/>
+          <w:color w:val="888888"/>
+          <w:sz w:val="24"/>
+        </w:rPr>
+        <w:t>【C级·参考】</w:t>
+      </w:r>
+      <w:r>
+        <w:rPr>
+          <w:rFonts w:ascii="Times New Roman" w:hAnsi="Times New Roman" w:eastAsia="黑体"/>
+          <w:b w:val="0"/>
+          <w:color w:val="888888"/>
+          <w:sz w:val="24"/>
+        </w:rPr>
+        <w:t>飞傲 JD1 GAMING 游戏耳机开售，109 元</w:t>
+      </w:r>
+    </w:p>
+    <w:p>
+      <w:r>
+        <w:rPr>
+          <w:rFonts w:ascii="Times New Roman" w:hAnsi="Times New Roman" w:eastAsia="宋体"/>
+          <w:color w:val="888888"/>
+          <w:sz w:val="18"/>
+        </w:rPr>
+        <w:t>来源:IT之家 | 时间:10-25 15:20</w:t>
+      </w:r>
+    </w:p>
+    <w:p>
+      <w:r>
+        <w:rPr>
+          <w:rFonts w:ascii="Times New Roman" w:hAnsi="Times New Roman" w:eastAsia="宋体"/>
+          <w:sz w:val="18"/>
+        </w:rPr>
+        <w:t>链接:</w:t>
+      </w:r>
+      <w:hyperlink r:id="rId33">
+        <w:r>
+          <w:rPr>
+            <w:color w:val="0563C1"/>
+            <w:u w:val="single"/>
+          </w:rPr>
+          <w:t>飞傲 JD1 GAMING 游戏耳机开售，109 元</w:t>
+        </w:r>
+      </w:hyperlink>
+    </w:p>
+    <w:p>
+      <w:pPr>
+        <w:pStyle w:val="Heading3"/>
+      </w:pPr>
+      <w:r>
+        <w:rPr>
+          <w:rFonts w:ascii="Times New Roman" w:hAnsi="Times New Roman" w:eastAsia="黑体"/>
+          <w:b w:val="0"/>
+          <w:color w:val="888888"/>
+          <w:sz w:val="24"/>
+        </w:rPr>
+        <w:t>【C级·参考】</w:t>
+      </w:r>
+      <w:r>
+        <w:rPr>
+          <w:rFonts w:ascii="Times New Roman" w:hAnsi="Times New Roman" w:eastAsia="黑体"/>
+          <w:b w:val="0"/>
+          <w:color w:val="888888"/>
+          <w:sz w:val="24"/>
+        </w:rPr>
+        <w:t>迈从 GT 75 机能风全铝电竞磁轴键盘官宣，10 月 30 日开启预订</w:t>
+      </w:r>
+    </w:p>
+    <w:p>
+      <w:r>
+        <w:rPr>
+          <w:rFonts w:ascii="Times New Roman" w:hAnsi="Times New Roman" w:eastAsia="宋体"/>
+          <w:color w:val="888888"/>
+          <w:sz w:val="18"/>
+        </w:rPr>
+        <w:t>来源:IT之家 | 时间:10-25 15:09</w:t>
+      </w:r>
+    </w:p>
+    <w:p>
+      <w:r>
+        <w:rPr>
+          <w:rFonts w:ascii="Times New Roman" w:hAnsi="Times New Roman" w:eastAsia="宋体"/>
+          <w:sz w:val="18"/>
+        </w:rPr>
+        <w:t>链接:</w:t>
+      </w:r>
+      <w:hyperlink r:id="rId34">
+        <w:r>
+          <w:rPr>
+            <w:color w:val="0563C1"/>
+            <w:u w:val="single"/>
+          </w:rPr>
+          <w:t>迈从 GT 75 机能风全铝电竞磁轴键盘官宣，10 月 30 日开启预订</w:t>
         </w:r>
       </w:hyperlink>
     </w:p>
@@ -967,7 +1472,7 @@
           <w:rFonts w:ascii="Times New Roman" w:hAnsi="Times New Roman" w:eastAsia="宋体"/>
           <w:sz w:val="18"/>
         </w:rPr>
-        <w:t>IT之家(60)、GameLook(1)、HackerNews(5)、Bing新闻(2)</w:t>
+        <w:t>IT之家(60)、HackerNews(4)、Bing新闻(3)</w:t>
       </w:r>
     </w:p>
     <w:p>
@@ -984,7 +1489,7 @@
           <w:rFonts w:ascii="Times New Roman" w:hAnsi="Times New Roman" w:eastAsia="宋体"/>
           <w:sz w:val="18"/>
         </w:rPr>
-        <w:t>36氪(no entries)</w:t>
+        <w:t>36氪(no entries)、GameLook(HTTP 502)</w:t>
       </w:r>
     </w:p>
     <w:p>

--- a/briefings/线口监测午报-2026-10-25.docx
+++ b/briefings/线口监测午报-2026-10-25.docx
@@ -22,7 +22,7 @@
           <w:color w:val="888888"/>
           <w:sz w:val="18"/>
         </w:rPr>
-        <w:t>监测窗口:近48小时 | 生成时间:2026-10-25 20:31</w:t>
+        <w:t>监测窗口:近48小时 | 生成时间:2026-10-25 21:08</w:t>
       </w:r>
     </w:p>
     <w:p>
@@ -733,7 +733,7 @@
           <w:color w:val="888888"/>
           <w:sz w:val="24"/>
         </w:rPr>
-        <w:t>Neural chip decodes interactions between brain regions</w:t>
+        <w:t>原来AI可以这样用！合肥科博展现场体验拉满</w:t>
       </w:r>
     </w:p>
     <w:p>
@@ -743,7 +743,7 @@
           <w:color w:val="888888"/>
           <w:sz w:val="18"/>
         </w:rPr>
-        <w:t>来源:Hacker News | 时间:10-24 23:57</w:t>
+        <w:t>来源:Bing新闻 | 时间:10-25 01:22</w:t>
       </w:r>
     </w:p>
     <w:p>
@@ -760,7 +760,7 @@
             <w:color w:val="0563C1"/>
             <w:u w:val="single"/>
           </w:rPr>
-          <w:t>Neural chip decodes interactions between brain regions</w:t>
+          <w:t>原来AI可以这样用！合肥科博展现场体验拉满</w:t>
         </w:r>
       </w:hyperlink>
     </w:p>
@@ -784,7 +784,7 @@
           <w:color w:val="888888"/>
           <w:sz w:val="24"/>
         </w:rPr>
-        <w:t>AI眼镜欧美市场旺 香港成内地品牌出海跳台</w:t>
+        <w:t>Neural chip decodes interactions between brain regions</w:t>
       </w:r>
     </w:p>
     <w:p>
@@ -794,7 +794,7 @@
           <w:color w:val="888888"/>
           <w:sz w:val="18"/>
         </w:rPr>
-        <w:t>来源:Bing新闻 | 时间:10-23 21:23</w:t>
+        <w:t>来源:Hacker News | 时间:10-24 23:57</w:t>
       </w:r>
     </w:p>
     <w:p>
@@ -811,7 +811,7 @@
             <w:color w:val="0563C1"/>
             <w:u w:val="single"/>
           </w:rPr>
-          <w:t>AI眼镜欧美市场旺 香港成内地品牌出海跳台</w:t>
+          <w:t>Neural chip decodes interactions between brain regions</w:t>
         </w:r>
       </w:hyperlink>
     </w:p>
@@ -1380,6 +1380,18 @@
     </w:p>
     <w:p>
       <w:pPr>
+        <w:pStyle w:val="Heading2"/>
+      </w:pPr>
+      <w:r>
+        <w:rPr>
+          <w:rFonts w:ascii="Times New Roman" w:hAnsi="Times New Roman" w:eastAsia="黑体"/>
+          <w:sz w:val="28"/>
+        </w:rPr>
+        <w:t>消费/以旧换新/新餐饮</w:t>
+      </w:r>
+    </w:p>
+    <w:p>
+      <w:pPr>
         <w:pStyle w:val="Heading3"/>
       </w:pPr>
       <w:r>
@@ -1398,7 +1410,7 @@
           <w:color w:val="888888"/>
           <w:sz w:val="24"/>
         </w:rPr>
-        <w:t>迈从 GT 75 机能风全铝电竞磁轴键盘官宣，10 月 30 日开启预订</w:t>
+        <w:t>888 元购 27 英寸 2K 275Hz：泰坦军团“P2710S PLUS”显示器发售（国补后 799 元）</w:t>
       </w:r>
     </w:p>
     <w:p>
@@ -1408,7 +1420,7 @@
           <w:color w:val="888888"/>
           <w:sz w:val="18"/>
         </w:rPr>
-        <w:t>来源:IT之家 | 时间:10-25 15:09</w:t>
+        <w:t>来源:IT之家 | 时间:10-25 20:56</w:t>
       </w:r>
     </w:p>
     <w:p>
@@ -1425,26 +1437,9 @@
             <w:color w:val="0563C1"/>
             <w:u w:val="single"/>
           </w:rPr>
-          <w:t>迈从 GT 75 机能风全铝电竞磁轴键盘官宣，10 月 30 日开启预订</w:t>
+          <w:t>888 元购 27 英寸 2K 275Hz：泰坦军团“P2710S PLUS”显示器发售（国补后 799 元）</w:t>
         </w:r>
       </w:hyperlink>
-    </w:p>
-    <w:p>
-      <w:pPr>
-        <w:pStyle w:val="Heading2"/>
-      </w:pPr>
-      <w:r>
-        <w:rPr>
-          <w:rFonts w:ascii="Times New Roman" w:hAnsi="Times New Roman" w:eastAsia="黑体"/>
-          <w:sz w:val="28"/>
-        </w:rPr>
-        <w:t>消费/以旧换新/新餐饮</w:t>
-      </w:r>
-    </w:p>
-    <w:p>
-      <w:r>
-        <w:t>本线口暂无重要更新</w:t>
-      </w:r>
     </w:p>
     <w:p>
       <w:pPr>
@@ -1472,7 +1467,7 @@
           <w:rFonts w:ascii="Times New Roman" w:hAnsi="Times New Roman" w:eastAsia="宋体"/>
           <w:sz w:val="18"/>
         </w:rPr>
-        <w:t>IT之家(60)、HackerNews(4)、Bing新闻(3)</w:t>
+        <w:t>IT之家(60)、HackerNews(6)、Bing新闻(3)</w:t>
       </w:r>
     </w:p>
     <w:p>
